--- a/DBTUNING/ch27_V뷰인스턴스튜닝2_대기이벤트/ch27_실습문제_추가서술형_정답.docx
+++ b/DBTUNING/ch27_V뷰인스턴스튜닝2_대기이벤트/ch27_실습문제_추가서술형_정답.docx
@@ -7,7 +7,7 @@
         <w:pStyle w:val="Heading1"/>
       </w:pPr>
       <w:r>
-        <w:t>제14장  V$ 뷰를 이용한 인스턴스 튜닝 ② 대기 이벤트 분석 — 추가 실습문제 모범답안</w:t>
+        <w:t>제ch27  V$ 뷰를 이용한 인스턴스 튜닝 ② 대기 이벤트 분석 — 추가 실습문제 모범답안</w:t>
       </w:r>
     </w:p>
     <w:p>
@@ -155,7 +155,7 @@
           <w:b w:val="0"/>
           <w:sz w:val="21"/>
         </w:rPr>
-        <w:t>[추가-07] enq: TX - row lock contention이 Application 클래스인 이유와, 3장의 블로킹 분석과 이 장의 접근이 어떻게 다른지 설명하라.</w:t>
+        <w:t>[추가-07] enq: TX - row lock contention이 Application 클래스인 이유와, ch17의 블로킹 분석과 이 장의 접근이 어떻게 다른지 설명하라.</w:t>
       </w:r>
     </w:p>
     <w:p>
@@ -165,7 +165,7 @@
           <w:b w:val="0"/>
           <w:sz w:val="21"/>
         </w:rPr>
-        <w:t>모범답안: enq: TX는 데이터베이스 자원(행)에 대한 오래 지속되는 논리적 잠금 경합으로, 디스크·메모리 문제가 아니라 애플리케이션의 잠금 설계 문제이므로 Application 클래스다. 3장은 이 경합을 블로킹 세션의 관점(597이 596을 막음, 곧 누가 누구를 막았나)으로 다뤘고, 이 장은 같은 현상을 대기 이벤트의 관점(이 대기가 어느 세그먼트의 어느 행에서 어느 SQL 때문에 발생했나)으로 다룬다. 관점이 다를 뿐 대상은 같은 심화다.</w:t>
+        <w:t>모범답안: enq: TX는 데이터베이스 자원(행)에 대한 오래 지속되는 논리적 잠금 경합으로, 디스크·메모리 문제가 아니라 애플리케이션의 잠금 설계 문제이므로 Application 클래스다. ch17은 이 경합을 블로킹 세션의 관점(597이 596을 막음, 곧 누가 누구를 막았나)으로 다뤘고, 이 장은 같은 현상을 대기 이벤트의 관점(이 대기가 어느 세그먼트의 어느 행에서 어느 SQL 때문에 발생했나)으로 다룬다. 관점이 다를 뿐 대상은 같은 심화다.</w:t>
       </w:r>
     </w:p>
     <w:p>

--- a/DBTUNING/ch27_V뷰인스턴스튜닝2_대기이벤트/ch27_실습문제_추가서술형_정답.docx
+++ b/DBTUNING/ch27_V뷰인스턴스튜닝2_대기이벤트/ch27_실습문제_추가서술형_정답.docx
@@ -7,7 +7,7 @@
         <w:pStyle w:val="Heading1"/>
       </w:pPr>
       <w:r>
-        <w:t>제ch27  V$ 뷰를 이용한 인스턴스 튜닝 ② 대기 이벤트 분석 — 추가 실습문제 모범답안</w:t>
+        <w:t>ch27  V$ 뷰를 이용한 인스턴스 튜닝 ② 대기 이벤트 분석 — 추가 실습문제 모범답안</w:t>
       </w:r>
     </w:p>
     <w:p>
